--- a/3rd year/Summer_practice/Отзыв_от_предприятия.docx
+++ b/3rd year/Summer_practice/Отзыв_от_предприятия.docx
@@ -114,25 +114,23 @@
           <w:sz w:val="32"/>
           <w:szCs w:val="20"/>
         </w:rPr>
-        <w:t xml:space="preserve"> Федеральной службы судебных приставов по Челябинской области</w:t>
-      </w:r>
-    </w:p>
-    <w:p>
-      <w:pPr>
-        <w:jc w:val="center"/>
+        <w:t xml:space="preserve"> Федеральной службы судебных </w:t>
+      </w:r>
+      <w:r>
         <w:rPr>
           <w:b/>
           <w:sz w:val="32"/>
           <w:szCs w:val="20"/>
         </w:rPr>
-      </w:pPr>
+        <w:t xml:space="preserve">     </w:t>
+      </w:r>
       <w:r>
         <w:rPr>
           <w:b/>
           <w:sz w:val="32"/>
           <w:szCs w:val="20"/>
         </w:rPr>
-        <w:t xml:space="preserve">студентом группы </w:t>
+        <w:t>приставов</w:t>
       </w:r>
       <w:r>
         <w:rPr>
@@ -140,7 +138,7 @@
           <w:sz w:val="32"/>
           <w:szCs w:val="20"/>
         </w:rPr>
-        <w:t>ЕТ-342</w:t>
+        <w:t xml:space="preserve"> </w:t>
       </w:r>
       <w:r>
         <w:rPr>
@@ -148,7 +146,7 @@
           <w:sz w:val="32"/>
           <w:szCs w:val="20"/>
         </w:rPr>
-        <w:t xml:space="preserve"> ЮУрГУ</w:t>
+        <w:t>по Челябинской области</w:t>
       </w:r>
     </w:p>
     <w:p>
@@ -166,7 +164,7 @@
           <w:sz w:val="32"/>
           <w:szCs w:val="20"/>
         </w:rPr>
-        <w:t>Власовым Александром Александровичем</w:t>
+        <w:t xml:space="preserve">студентом группы </w:t>
       </w:r>
       <w:r>
         <w:rPr>
@@ -174,17 +172,51 @@
           <w:sz w:val="32"/>
           <w:szCs w:val="20"/>
         </w:rPr>
-        <w:t xml:space="preserve"> </w:t>
+        <w:t>ЕТ-342</w:t>
+      </w:r>
+      <w:r>
+        <w:rPr>
+          <w:b/>
+          <w:sz w:val="32"/>
+          <w:szCs w:val="20"/>
+        </w:rPr>
+        <w:t xml:space="preserve"> ЮУрГУ</w:t>
       </w:r>
     </w:p>
     <w:p>
       <w:pPr>
-        <w:pStyle w:val="ac"/>
-      </w:pPr>
+        <w:jc w:val="center"/>
+        <w:rPr>
+          <w:b/>
+          <w:sz w:val="32"/>
+          <w:szCs w:val="20"/>
+        </w:rPr>
+      </w:pPr>
+      <w:r>
+        <w:rPr>
+          <w:b/>
+          <w:sz w:val="32"/>
+          <w:szCs w:val="20"/>
+        </w:rPr>
+        <w:t>Власовым Александром Александровичем</w:t>
+      </w:r>
+      <w:r>
+        <w:rPr>
+          <w:b/>
+          <w:sz w:val="32"/>
+          <w:szCs w:val="20"/>
+        </w:rPr>
+        <w:t xml:space="preserve"> </w:t>
+      </w:r>
     </w:p>
     <w:p>
       <w:pPr>
         <w:pStyle w:val="ac"/>
+      </w:pPr>
+    </w:p>
+    <w:p>
+      <w:pPr>
+        <w:pStyle w:val="ac"/>
         <w:rPr>
           <w:rFonts w:ascii="Times New Roman" w:hAnsi="Times New Roman"/>
           <w:sz w:val="28"/>
@@ -204,15 +236,7 @@
           <w:sz w:val="28"/>
           <w:szCs w:val="28"/>
         </w:rPr>
-        <w:t>Власовым Александром Александровичем</w:t>
-      </w:r>
-      <w:r>
-        <w:rPr>
-          <w:rFonts w:ascii="Times New Roman" w:hAnsi="Times New Roman"/>
-          <w:sz w:val="28"/>
-          <w:szCs w:val="28"/>
-        </w:rPr>
-        <w:t xml:space="preserve"> </w:t>
+        <w:t xml:space="preserve">Власовым Александром Александровичем </w:t>
       </w:r>
       <w:r>
         <w:rPr>
@@ -355,14 +379,7 @@
           <w:sz w:val="28"/>
           <w:szCs w:val="28"/>
         </w:rPr>
-        <w:t>приложения</w:t>
-      </w:r>
-      <w:r>
-        <w:rPr>
-          <w:sz w:val="28"/>
-          <w:szCs w:val="28"/>
-        </w:rPr>
-        <w:t>.</w:t>
+        <w:t>приложения.</w:t>
       </w:r>
     </w:p>
     <w:p>
@@ -394,14 +411,7 @@
           <w:sz w:val="28"/>
           <w:szCs w:val="28"/>
         </w:rPr>
-        <w:t>приложения</w:t>
-      </w:r>
-      <w:r>
-        <w:rPr>
-          <w:sz w:val="28"/>
-          <w:szCs w:val="28"/>
-        </w:rPr>
-        <w:t>.</w:t>
+        <w:t>приложения.</w:t>
       </w:r>
     </w:p>
     <w:p>
@@ -448,21 +458,7 @@
           <w:sz w:val="28"/>
           <w:szCs w:val="28"/>
         </w:rPr>
-        <w:t xml:space="preserve"> Власов Александр </w:t>
-      </w:r>
-      <w:r>
-        <w:rPr>
-          <w:sz w:val="28"/>
-          <w:szCs w:val="28"/>
-        </w:rPr>
-        <w:t>Александр</w:t>
-      </w:r>
-      <w:r>
-        <w:rPr>
-          <w:sz w:val="28"/>
-          <w:szCs w:val="28"/>
-        </w:rPr>
-        <w:t>ович</w:t>
+        <w:t xml:space="preserve"> Власов Александр Александрович</w:t>
       </w:r>
       <w:r>
         <w:rPr>
@@ -3637,6 +3633,7 @@
   <w:style w:type="character" w:default="1" w:styleId="a1">
     <w:name w:val="Default Paragraph Font"/>
     <w:uiPriority w:val="1"/>
+    <w:semiHidden/>
     <w:unhideWhenUsed/>
   </w:style>
   <w:style w:type="table" w:default="1" w:styleId="a2">
